--- a/outputs/02_preprocessing/T04_preprocessing_configuration.docx
+++ b/outputs/02_preprocessing/T04_preprocessing_configuration.docx
@@ -1602,7 +1602,7 @@
           <w:i/>
           <w:sz w:val="14"/>
         </w:rPr>
-        <w:t>Generated by PV-MEPCG / PulseVision at 2026-08-30T10:15:34.235361+00:00</w:t>
+        <w:t>Generated by PV-MEPCG / PulseVision at 2026-08-30T10:48:02.205785+00:00</w:t>
       </w:r>
     </w:p>
     <w:sectPr>
